--- a/Assignment3_PMS_DetailedDesign.docx
+++ b/Assignment3_PMS_DetailedDesign.docx
@@ -175,12 +175,6 @@
         <w:gridCol w:w="4952"/>
       </w:tblGrid>
       <w:tr>
-        <w:tblPrEx>
-          <w:tblCellMar>
-            <w:top w:w="0" w:type="dxa"/>
-            <w:bottom w:w="0" w:type="dxa"/>
-          </w:tblCellMar>
-        </w:tblPrEx>
         <w:trPr>
           <w:trHeight w:val="346"/>
         </w:trPr>
@@ -207,8 +201,6 @@
                 <w:color w:val="000000" w:themeColor="text1"/>
               </w:rPr>
             </w:pPr>
-            <w:bookmarkStart w:id="0" w:name="_GoBack"/>
-            <w:bookmarkEnd w:id="0"/>
             <w:r>
               <w:rPr>
                 <w:b/>
@@ -258,12 +250,6 @@
         </w:tc>
       </w:tr>
       <w:tr>
-        <w:tblPrEx>
-          <w:tblCellMar>
-            <w:top w:w="0" w:type="dxa"/>
-            <w:bottom w:w="0" w:type="dxa"/>
-          </w:tblCellMar>
-        </w:tblPrEx>
         <w:trPr>
           <w:trHeight w:val="346"/>
         </w:trPr>
@@ -355,12 +341,6 @@
         </w:tc>
       </w:tr>
       <w:tr>
-        <w:tblPrEx>
-          <w:tblCellMar>
-            <w:top w:w="0" w:type="dxa"/>
-            <w:bottom w:w="0" w:type="dxa"/>
-          </w:tblCellMar>
-        </w:tblPrEx>
         <w:trPr>
           <w:trHeight w:val="346"/>
         </w:trPr>
@@ -442,12 +422,6 @@
         </w:tc>
       </w:tr>
       <w:tr>
-        <w:tblPrEx>
-          <w:tblCellMar>
-            <w:top w:w="0" w:type="dxa"/>
-            <w:bottom w:w="0" w:type="dxa"/>
-          </w:tblCellMar>
-        </w:tblPrEx>
         <w:trPr>
           <w:trHeight w:val="327"/>
         </w:trPr>
@@ -632,13 +606,7 @@
         <w:rPr>
           <w:color w:val="000000" w:themeColor="text1"/>
         </w:rPr>
-        <w:t>The UML Class Diagram below represents the complete structural model of the Prison Management System (PMS). It identifies all major classes, their attributes, operations, and inter-class relationships (inheritance, association, composition, and aggregation</w:t>
-      </w:r>
-      <w:r>
-        <w:rPr>
-          <w:color w:val="000000" w:themeColor="text1"/>
-        </w:rPr>
-        <w:t>). The diagram covers all major functional domains identified in Assignment 1: user authentication, prisoner record management, cell occupancy management, medical records management, visitor management, reporting, and audit logging.</w:t>
+        <w:t>The UML Class Diagram below represents the complete structural model of the Prison Management System (PMS). It identifies all major classes, their attributes, operations, and inter-class relationships (inheritance, association, composition, and aggregation). The diagram covers all major functional domains identified in Assignment 1: user authentication, prisoner record management, cell occupancy management, medical records management, visitor management, reporting, and audit logging.</w:t>
       </w:r>
     </w:p>
     <w:p>
@@ -717,17 +685,7 @@
           <w:sz w:val="18"/>
           <w:szCs w:val="18"/>
         </w:rPr>
-        <w:t xml:space="preserve">Figure 1: UML Class </w:t>
-      </w:r>
-      <w:r>
-        <w:rPr>
-          <w:i/>
-          <w:iCs/>
-          <w:color w:val="000000" w:themeColor="text1"/>
-          <w:sz w:val="18"/>
-          <w:szCs w:val="18"/>
-        </w:rPr>
-        <w:t>Diagram – Prison Management System (All Major Classes and Relationships)</w:t>
+        <w:t>Figure 1: UML Class Diagram – Prison Management System (All Major Classes and Relationships)</w:t>
       </w:r>
     </w:p>
     <w:p>
@@ -775,12 +733,6 @@
         <w:gridCol w:w="5160"/>
       </w:tblGrid>
       <w:tr>
-        <w:tblPrEx>
-          <w:tblCellMar>
-            <w:top w:w="0" w:type="dxa"/>
-            <w:bottom w:w="0" w:type="dxa"/>
-          </w:tblCellMar>
-        </w:tblPrEx>
         <w:tc>
           <w:tcPr>
             <w:tcW w:w="1800" w:type="dxa"/>
@@ -888,12 +840,6 @@
         </w:tc>
       </w:tr>
       <w:tr>
-        <w:tblPrEx>
-          <w:tblCellMar>
-            <w:top w:w="0" w:type="dxa"/>
-            <w:bottom w:w="0" w:type="dxa"/>
-          </w:tblCellMar>
-        </w:tblPrEx>
         <w:tc>
           <w:tcPr>
             <w:tcW w:w="1800" w:type="dxa"/>
@@ -1085,12 +1031,6 @@
         </w:tc>
       </w:tr>
       <w:tr>
-        <w:tblPrEx>
-          <w:tblCellMar>
-            <w:top w:w="0" w:type="dxa"/>
-            <w:bottom w:w="0" w:type="dxa"/>
-          </w:tblCellMar>
-        </w:tblPrEx>
         <w:tc>
           <w:tcPr>
             <w:tcW w:w="1800" w:type="dxa"/>
@@ -1193,12 +1133,6 @@
         </w:tc>
       </w:tr>
       <w:tr>
-        <w:tblPrEx>
-          <w:tblCellMar>
-            <w:top w:w="0" w:type="dxa"/>
-            <w:bottom w:w="0" w:type="dxa"/>
-          </w:tblCellMar>
-        </w:tblPrEx>
         <w:tc>
           <w:tcPr>
             <w:tcW w:w="1800" w:type="dxa"/>
@@ -1338,12 +1272,6 @@
         </w:tc>
       </w:tr>
       <w:tr>
-        <w:tblPrEx>
-          <w:tblCellMar>
-            <w:top w:w="0" w:type="dxa"/>
-            <w:bottom w:w="0" w:type="dxa"/>
-          </w:tblCellMar>
-        </w:tblPrEx>
         <w:tc>
           <w:tcPr>
             <w:tcW w:w="1800" w:type="dxa"/>
@@ -1465,12 +1393,6 @@
         </w:tc>
       </w:tr>
       <w:tr>
-        <w:tblPrEx>
-          <w:tblCellMar>
-            <w:top w:w="0" w:type="dxa"/>
-            <w:bottom w:w="0" w:type="dxa"/>
-          </w:tblCellMar>
-        </w:tblPrEx>
         <w:tc>
           <w:tcPr>
             <w:tcW w:w="1800" w:type="dxa"/>
@@ -1608,12 +1530,6 @@
         </w:tc>
       </w:tr>
       <w:tr>
-        <w:tblPrEx>
-          <w:tblCellMar>
-            <w:top w:w="0" w:type="dxa"/>
-            <w:bottom w:w="0" w:type="dxa"/>
-          </w:tblCellMar>
-        </w:tblPrEx>
         <w:tc>
           <w:tcPr>
             <w:tcW w:w="1800" w:type="dxa"/>
@@ -1805,12 +1721,6 @@
         </w:tc>
       </w:tr>
       <w:tr>
-        <w:tblPrEx>
-          <w:tblCellMar>
-            <w:top w:w="0" w:type="dxa"/>
-            <w:bottom w:w="0" w:type="dxa"/>
-          </w:tblCellMar>
-        </w:tblPrEx>
         <w:tc>
           <w:tcPr>
             <w:tcW w:w="1800" w:type="dxa"/>
@@ -1930,12 +1840,6 @@
         </w:tc>
       </w:tr>
       <w:tr>
-        <w:tblPrEx>
-          <w:tblCellMar>
-            <w:top w:w="0" w:type="dxa"/>
-            <w:bottom w:w="0" w:type="dxa"/>
-          </w:tblCellMar>
-        </w:tblPrEx>
         <w:tc>
           <w:tcPr>
             <w:tcW w:w="1800" w:type="dxa"/>
@@ -2057,12 +1961,6 @@
         </w:tc>
       </w:tr>
       <w:tr>
-        <w:tblPrEx>
-          <w:tblCellMar>
-            <w:top w:w="0" w:type="dxa"/>
-            <w:bottom w:w="0" w:type="dxa"/>
-          </w:tblCellMar>
-        </w:tblPrEx>
         <w:tc>
           <w:tcPr>
             <w:tcW w:w="1800" w:type="dxa"/>
@@ -2184,12 +2082,6 @@
         </w:tc>
       </w:tr>
       <w:tr>
-        <w:tblPrEx>
-          <w:tblCellMar>
-            <w:top w:w="0" w:type="dxa"/>
-            <w:bottom w:w="0" w:type="dxa"/>
-          </w:tblCellMar>
-        </w:tblPrEx>
         <w:tc>
           <w:tcPr>
             <w:tcW w:w="1800" w:type="dxa"/>
@@ -2329,12 +2221,6 @@
         </w:tc>
       </w:tr>
       <w:tr>
-        <w:tblPrEx>
-          <w:tblCellMar>
-            <w:top w:w="0" w:type="dxa"/>
-            <w:bottom w:w="0" w:type="dxa"/>
-          </w:tblCellMar>
-        </w:tblPrEx>
         <w:tc>
           <w:tcPr>
             <w:tcW w:w="1800" w:type="dxa"/>
@@ -2456,12 +2342,6 @@
         </w:tc>
       </w:tr>
       <w:tr>
-        <w:tblPrEx>
-          <w:tblCellMar>
-            <w:top w:w="0" w:type="dxa"/>
-            <w:bottom w:w="0" w:type="dxa"/>
-          </w:tblCellMar>
-        </w:tblPrEx>
         <w:tc>
           <w:tcPr>
             <w:tcW w:w="1800" w:type="dxa"/>
@@ -2583,12 +2463,6 @@
         </w:tc>
       </w:tr>
       <w:tr>
-        <w:tblPrEx>
-          <w:tblCellMar>
-            <w:top w:w="0" w:type="dxa"/>
-            <w:bottom w:w="0" w:type="dxa"/>
-          </w:tblCellMar>
-        </w:tblPrEx>
         <w:tc>
           <w:tcPr>
             <w:tcW w:w="1800" w:type="dxa"/>
@@ -2774,12 +2648,6 @@
         <w:gridCol w:w="7160"/>
       </w:tblGrid>
       <w:tr>
-        <w:tblPrEx>
-          <w:tblCellMar>
-            <w:top w:w="0" w:type="dxa"/>
-            <w:bottom w:w="0" w:type="dxa"/>
-          </w:tblCellMar>
-        </w:tblPrEx>
         <w:tc>
           <w:tcPr>
             <w:tcW w:w="2200" w:type="dxa"/>
@@ -2852,12 +2720,6 @@
         </w:tc>
       </w:tr>
       <w:tr>
-        <w:tblPrEx>
-          <w:tblCellMar>
-            <w:top w:w="0" w:type="dxa"/>
-            <w:bottom w:w="0" w:type="dxa"/>
-          </w:tblCellMar>
-        </w:tblPrEx>
         <w:tc>
           <w:tcPr>
             <w:tcW w:w="2200" w:type="dxa"/>
@@ -2944,12 +2806,6 @@
         </w:tc>
       </w:tr>
       <w:tr>
-        <w:tblPrEx>
-          <w:tblCellMar>
-            <w:top w:w="0" w:type="dxa"/>
-            <w:bottom w:w="0" w:type="dxa"/>
-          </w:tblCellMar>
-        </w:tblPrEx>
         <w:tc>
           <w:tcPr>
             <w:tcW w:w="2200" w:type="dxa"/>
@@ -3046,12 +2902,6 @@
         </w:tc>
       </w:tr>
       <w:tr>
-        <w:tblPrEx>
-          <w:tblCellMar>
-            <w:top w:w="0" w:type="dxa"/>
-            <w:bottom w:w="0" w:type="dxa"/>
-          </w:tblCellMar>
-        </w:tblPrEx>
         <w:tc>
           <w:tcPr>
             <w:tcW w:w="2200" w:type="dxa"/>
@@ -3130,12 +2980,6 @@
         </w:tc>
       </w:tr>
       <w:tr>
-        <w:tblPrEx>
-          <w:tblCellMar>
-            <w:top w:w="0" w:type="dxa"/>
-            <w:bottom w:w="0" w:type="dxa"/>
-          </w:tblCellMar>
-        </w:tblPrEx>
         <w:tc>
           <w:tcPr>
             <w:tcW w:w="2200" w:type="dxa"/>
@@ -3214,12 +3058,6 @@
         </w:tc>
       </w:tr>
       <w:tr>
-        <w:tblPrEx>
-          <w:tblCellMar>
-            <w:top w:w="0" w:type="dxa"/>
-            <w:bottom w:w="0" w:type="dxa"/>
-          </w:tblCellMar>
-        </w:tblPrEx>
         <w:tc>
           <w:tcPr>
             <w:tcW w:w="2200" w:type="dxa"/>
@@ -3307,12 +3145,6 @@
         </w:tc>
       </w:tr>
       <w:tr>
-        <w:tblPrEx>
-          <w:tblCellMar>
-            <w:top w:w="0" w:type="dxa"/>
-            <w:bottom w:w="0" w:type="dxa"/>
-          </w:tblCellMar>
-        </w:tblPrEx>
         <w:tc>
           <w:tcPr>
             <w:tcW w:w="2200" w:type="dxa"/>
@@ -3411,15 +3243,7 @@
                 <w:sz w:val="18"/>
                 <w:szCs w:val="18"/>
               </w:rPr>
-              <w:t>. This direct</w:t>
-            </w:r>
-            <w:r>
-              <w:rPr>
-                <w:color w:val="000000" w:themeColor="text1"/>
-                <w:sz w:val="18"/>
-                <w:szCs w:val="18"/>
-              </w:rPr>
-              <w:t>ly supports NFR-1.1 (Modular Architecture) and NFR-2.1 (Separation of Concerns).</w:t>
+              <w:t>. This directly supports NFR-1.1 (Modular Architecture) and NFR-2.1 (Separation of Concerns).</w:t>
             </w:r>
           </w:p>
         </w:tc>
@@ -3480,13 +3304,7 @@
         <w:rPr>
           <w:color w:val="000000" w:themeColor="text1"/>
         </w:rPr>
-        <w:t>2a. Sequence Diagram 1 – Visitor Request Submi</w:t>
-      </w:r>
-      <w:r>
-        <w:rPr>
-          <w:color w:val="000000" w:themeColor="text1"/>
-        </w:rPr>
-        <w:t>ssion &amp; Admin Approval</w:t>
+        <w:t>2a. Sequence Diagram 1 – Visitor Request Submission &amp; Admin Approval</w:t>
       </w:r>
     </w:p>
     <w:p>
@@ -3514,13 +3332,7 @@
         <w:rPr>
           <w:color w:val="000000" w:themeColor="text1"/>
         </w:rPr>
-        <w:t xml:space="preserve"> (U</w:t>
-      </w:r>
-      <w:r>
-        <w:rPr>
-          <w:color w:val="000000" w:themeColor="text1"/>
-        </w:rPr>
-        <w:t xml:space="preserve">I), </w:t>
+        <w:t xml:space="preserve"> (UI), </w:t>
       </w:r>
       <w:proofErr w:type="spellStart"/>
       <w:r>
@@ -3848,15 +3660,7 @@
           <w:sz w:val="20"/>
           <w:szCs w:val="20"/>
         </w:rPr>
-        <w:t xml:space="preserve">All transitions are captured </w:t>
-      </w:r>
-      <w:r>
-        <w:rPr>
-          <w:color w:val="000000" w:themeColor="text1"/>
-          <w:sz w:val="20"/>
-          <w:szCs w:val="20"/>
-        </w:rPr>
-        <w:t xml:space="preserve">in the </w:t>
+        <w:t xml:space="preserve">All transitions are captured in the </w:t>
       </w:r>
       <w:proofErr w:type="spellStart"/>
       <w:r>
@@ -3949,13 +3753,7 @@
         <w:rPr>
           <w:color w:val="000000" w:themeColor="text1"/>
         </w:rPr>
-        <w:t>This sequence diagr</w:t>
-      </w:r>
-      <w:r>
-        <w:rPr>
-          <w:color w:val="000000" w:themeColor="text1"/>
-        </w:rPr>
-        <w:t xml:space="preserve">am models the use cases FR-2.1 (Add Prisoner), FR-2.4 (Release Date Calculation via DB trigger), FR-3.4 (Overcrowding Alert), and FR-1.5 (Audit Logging). It shows the interaction between the Administrator, Admin Dashboard (UI), </w:t>
+        <w:t xml:space="preserve">This sequence diagram models the use cases FR-2.1 (Add Prisoner), FR-2.4 (Release Date Calculation via DB trigger), FR-3.4 (Overcrowding Alert), and FR-1.5 (Audit Logging). It shows the interaction between the Administrator, Admin Dashboard (UI), </w:t>
       </w:r>
       <w:proofErr w:type="spellStart"/>
       <w:r>
@@ -4200,15 +3998,7 @@
           <w:sz w:val="20"/>
           <w:szCs w:val="20"/>
         </w:rPr>
-        <w:t>() D</w:t>
-      </w:r>
-      <w:r>
-        <w:rPr>
-          <w:color w:val="000000" w:themeColor="text1"/>
-          <w:sz w:val="20"/>
-          <w:szCs w:val="20"/>
-        </w:rPr>
-        <w:t>B trigger — implements FR-2.4</w:t>
+        <w:t>() DB trigger — implements FR-2.4</w:t>
       </w:r>
     </w:p>
     <w:p>
@@ -4281,15 +4071,7 @@
           <w:sz w:val="20"/>
           <w:szCs w:val="20"/>
         </w:rPr>
-        <w:t>The alt fragment handles the "Cell Full" exception — no prisoner is created, erro</w:t>
-      </w:r>
-      <w:r>
-        <w:rPr>
-          <w:color w:val="000000" w:themeColor="text1"/>
-          <w:sz w:val="20"/>
-          <w:szCs w:val="20"/>
-        </w:rPr>
-        <w:t>r is surfaced to UI</w:t>
+        <w:t>The alt fragment handles the "Cell Full" exception — no prisoner is created, error is surfaced to UI</w:t>
       </w:r>
     </w:p>
     <w:p>
@@ -4353,13 +4135,7 @@
         <w:rPr>
           <w:color w:val="000000" w:themeColor="text1"/>
         </w:rPr>
-        <w:t xml:space="preserve"> entity, which is the most behaviorally complex entity in the system with clearly defined state transitions governed by gu</w:t>
-      </w:r>
-      <w:r>
-        <w:rPr>
-          <w:color w:val="000000" w:themeColor="text1"/>
-        </w:rPr>
-        <w:t>ards and events.</w:t>
+        <w:t xml:space="preserve"> entity, which is the most behaviorally complex entity in the system with clearly defined state transitions governed by guards and events.</w:t>
       </w:r>
     </w:p>
     <w:p>
@@ -4510,12 +4286,6 @@
         <w:gridCol w:w="3000"/>
       </w:tblGrid>
       <w:tr>
-        <w:tblPrEx>
-          <w:tblCellMar>
-            <w:top w:w="0" w:type="dxa"/>
-            <w:bottom w:w="0" w:type="dxa"/>
-          </w:tblCellMar>
-        </w:tblPrEx>
         <w:tc>
           <w:tcPr>
             <w:tcW w:w="2000" w:type="dxa"/>
@@ -4623,12 +4393,6 @@
         </w:tc>
       </w:tr>
       <w:tr>
-        <w:tblPrEx>
-          <w:tblCellMar>
-            <w:top w:w="0" w:type="dxa"/>
-            <w:bottom w:w="0" w:type="dxa"/>
-          </w:tblCellMar>
-        </w:tblPrEx>
         <w:tc>
           <w:tcPr>
             <w:tcW w:w="2000" w:type="dxa"/>
@@ -4758,12 +4522,6 @@
         </w:tc>
       </w:tr>
       <w:tr>
-        <w:tblPrEx>
-          <w:tblCellMar>
-            <w:top w:w="0" w:type="dxa"/>
-            <w:bottom w:w="0" w:type="dxa"/>
-          </w:tblCellMar>
-        </w:tblPrEx>
         <w:tc>
           <w:tcPr>
             <w:tcW w:w="2000" w:type="dxa"/>
@@ -4875,12 +4633,6 @@
         </w:tc>
       </w:tr>
       <w:tr>
-        <w:tblPrEx>
-          <w:tblCellMar>
-            <w:top w:w="0" w:type="dxa"/>
-            <w:bottom w:w="0" w:type="dxa"/>
-          </w:tblCellMar>
-        </w:tblPrEx>
         <w:tc>
           <w:tcPr>
             <w:tcW w:w="2000" w:type="dxa"/>
@@ -5010,12 +4762,6 @@
         </w:tc>
       </w:tr>
       <w:tr>
-        <w:tblPrEx>
-          <w:tblCellMar>
-            <w:top w:w="0" w:type="dxa"/>
-            <w:bottom w:w="0" w:type="dxa"/>
-          </w:tblCellMar>
-        </w:tblPrEx>
         <w:tc>
           <w:tcPr>
             <w:tcW w:w="2000" w:type="dxa"/>
@@ -5164,12 +4910,6 @@
         </w:tc>
       </w:tr>
       <w:tr>
-        <w:tblPrEx>
-          <w:tblCellMar>
-            <w:top w:w="0" w:type="dxa"/>
-            <w:bottom w:w="0" w:type="dxa"/>
-          </w:tblCellMar>
-        </w:tblPrEx>
         <w:tc>
           <w:tcPr>
             <w:tcW w:w="2000" w:type="dxa"/>
@@ -5439,13 +5179,7 @@
         <w:rPr>
           <w:color w:val="000000" w:themeColor="text1"/>
         </w:rPr>
-        <w:t>The Activity Diag</w:t>
-      </w:r>
-      <w:r>
-        <w:rPr>
-          <w:color w:val="000000" w:themeColor="text1"/>
-        </w:rPr>
-        <w:t xml:space="preserve">ram below represents the complete end-to-end workflow for prisoner registration, organized into three </w:t>
+        <w:t xml:space="preserve">The Activity Diagram below represents the complete end-to-end workflow for prisoner registration, organized into three </w:t>
       </w:r>
       <w:proofErr w:type="spellStart"/>
       <w:r>
@@ -5772,15 +5506,7 @@
           <w:bCs/>
           <w:color w:val="000000" w:themeColor="text1"/>
         </w:rPr>
-        <w:t xml:space="preserve">Decision points </w:t>
-      </w:r>
-      <w:r>
-        <w:rPr>
-          <w:b/>
-          <w:bCs/>
-          <w:color w:val="000000" w:themeColor="text1"/>
-        </w:rPr>
-        <w:t>covered:</w:t>
+        <w:t>Decision points covered:</w:t>
       </w:r>
     </w:p>
     <w:p>
@@ -5852,15 +5578,7 @@
           <w:sz w:val="20"/>
           <w:szCs w:val="20"/>
         </w:rPr>
-        <w:t>CellCapacityExc</w:t>
-      </w:r>
-      <w:r>
-        <w:rPr>
-          <w:color w:val="000000" w:themeColor="text1"/>
-          <w:sz w:val="20"/>
-          <w:szCs w:val="20"/>
-        </w:rPr>
-        <w:t>eption</w:t>
+        <w:t>CellCapacityException</w:t>
       </w:r>
       <w:proofErr w:type="spellEnd"/>
       <w:r>
@@ -5967,12 +5685,6 @@
         <w:gridCol w:w="5974"/>
       </w:tblGrid>
       <w:tr>
-        <w:tblPrEx>
-          <w:tblCellMar>
-            <w:top w:w="0" w:type="dxa"/>
-            <w:bottom w:w="0" w:type="dxa"/>
-          </w:tblCellMar>
-        </w:tblPrEx>
         <w:tc>
           <w:tcPr>
             <w:tcW w:w="3600" w:type="dxa"/>
@@ -6045,12 +5757,6 @@
         </w:tc>
       </w:tr>
       <w:tr>
-        <w:tblPrEx>
-          <w:tblCellMar>
-            <w:top w:w="0" w:type="dxa"/>
-            <w:bottom w:w="0" w:type="dxa"/>
-          </w:tblCellMar>
-        </w:tblPrEx>
         <w:tc>
           <w:tcPr>
             <w:tcW w:w="3600" w:type="dxa"/>
@@ -6129,12 +5835,6 @@
         </w:tc>
       </w:tr>
       <w:tr>
-        <w:tblPrEx>
-          <w:tblCellMar>
-            <w:top w:w="0" w:type="dxa"/>
-            <w:bottom w:w="0" w:type="dxa"/>
-          </w:tblCellMar>
-        </w:tblPrEx>
         <w:tc>
           <w:tcPr>
             <w:tcW w:w="3600" w:type="dxa"/>
@@ -6203,12 +5903,6 @@
         </w:tc>
       </w:tr>
       <w:tr>
-        <w:tblPrEx>
-          <w:tblCellMar>
-            <w:top w:w="0" w:type="dxa"/>
-            <w:bottom w:w="0" w:type="dxa"/>
-          </w:tblCellMar>
-        </w:tblPrEx>
         <w:tc>
           <w:tcPr>
             <w:tcW w:w="3600" w:type="dxa"/>
@@ -6277,12 +5971,6 @@
         </w:tc>
       </w:tr>
       <w:tr>
-        <w:tblPrEx>
-          <w:tblCellMar>
-            <w:top w:w="0" w:type="dxa"/>
-            <w:bottom w:w="0" w:type="dxa"/>
-          </w:tblCellMar>
-        </w:tblPrEx>
         <w:tc>
           <w:tcPr>
             <w:tcW w:w="3600" w:type="dxa"/>
@@ -6371,12 +6059,6 @@
         </w:tc>
       </w:tr>
       <w:tr>
-        <w:tblPrEx>
-          <w:tblCellMar>
-            <w:top w:w="0" w:type="dxa"/>
-            <w:bottom w:w="0" w:type="dxa"/>
-          </w:tblCellMar>
-        </w:tblPrEx>
         <w:tc>
           <w:tcPr>
             <w:tcW w:w="3600" w:type="dxa"/>
@@ -6455,12 +6137,6 @@
         </w:tc>
       </w:tr>
       <w:tr>
-        <w:tblPrEx>
-          <w:tblCellMar>
-            <w:top w:w="0" w:type="dxa"/>
-            <w:bottom w:w="0" w:type="dxa"/>
-          </w:tblCellMar>
-        </w:tblPrEx>
         <w:tc>
           <w:tcPr>
             <w:tcW w:w="3600" w:type="dxa"/>
@@ -6548,22 +6224,16 @@
         <w:rPr>
           <w:color w:val="000000" w:themeColor="text1"/>
         </w:rPr>
-        <w:t>Repository URL: https://github.com/[BSCE23048]/PrisonManagementSystem</w:t>
-      </w:r>
-    </w:p>
-    <w:p>
-      <w:pPr>
-        <w:spacing w:after="120"/>
-        <w:rPr>
-          <w:color w:val="000000" w:themeColor="text1"/>
-        </w:rPr>
-      </w:pPr>
-      <w:r>
-        <w:rPr>
-          <w:color w:val="000000" w:themeColor="text1"/>
-        </w:rPr>
-        <w:t>Note: Replace [BSCE23048] with your actual GitHub username/organization before submission. Ensure the repository is set to public or the instructor has been granted collaborator access.</w:t>
-      </w:r>
+        <w:t xml:space="preserve">Repository URL: </w:t>
+      </w:r>
+      <w:hyperlink r:id="rId10" w:history="1">
+        <w:r>
+          <w:rPr>
+            <w:rStyle w:val="Hyperlink"/>
+          </w:rPr>
+          <w:t>https://github.com/Haseeb-Ashfaq-2085/Prison-Managment-System-</w:t>
+        </w:r>
+      </w:hyperlink>
     </w:p>
     <w:p>
       <w:pPr>
@@ -6572,6 +6242,8 @@
           <w:color w:val="000000" w:themeColor="text1"/>
         </w:rPr>
       </w:pPr>
+      <w:bookmarkStart w:id="0" w:name="_GoBack"/>
+      <w:bookmarkEnd w:id="0"/>
     </w:p>
     <w:p>
       <w:pPr>
@@ -6610,12 +6282,6 @@
         <w:gridCol w:w="1696"/>
       </w:tblGrid>
       <w:tr>
-        <w:tblPrEx>
-          <w:tblCellMar>
-            <w:top w:w="0" w:type="dxa"/>
-            <w:bottom w:w="0" w:type="dxa"/>
-          </w:tblCellMar>
-        </w:tblPrEx>
         <w:trPr>
           <w:trHeight w:val="293"/>
         </w:trPr>
@@ -6726,12 +6392,6 @@
         </w:tc>
       </w:tr>
       <w:tr>
-        <w:tblPrEx>
-          <w:tblCellMar>
-            <w:top w:w="0" w:type="dxa"/>
-            <w:bottom w:w="0" w:type="dxa"/>
-          </w:tblCellMar>
-        </w:tblPrEx>
         <w:trPr>
           <w:trHeight w:val="293"/>
         </w:trPr>
@@ -6836,12 +6496,6 @@
         </w:tc>
       </w:tr>
       <w:tr>
-        <w:tblPrEx>
-          <w:tblCellMar>
-            <w:top w:w="0" w:type="dxa"/>
-            <w:bottom w:w="0" w:type="dxa"/>
-          </w:tblCellMar>
-        </w:tblPrEx>
         <w:trPr>
           <w:trHeight w:val="276"/>
         </w:trPr>
@@ -6946,12 +6600,6 @@
         </w:tc>
       </w:tr>
       <w:tr>
-        <w:tblPrEx>
-          <w:tblCellMar>
-            <w:top w:w="0" w:type="dxa"/>
-            <w:bottom w:w="0" w:type="dxa"/>
-          </w:tblCellMar>
-        </w:tblPrEx>
         <w:trPr>
           <w:trHeight w:val="293"/>
         </w:trPr>
@@ -7056,12 +6704,6 @@
         </w:tc>
       </w:tr>
       <w:tr>
-        <w:tblPrEx>
-          <w:tblCellMar>
-            <w:top w:w="0" w:type="dxa"/>
-            <w:bottom w:w="0" w:type="dxa"/>
-          </w:tblCellMar>
-        </w:tblPrEx>
         <w:trPr>
           <w:trHeight w:val="587"/>
         </w:trPr>
@@ -7166,12 +6808,6 @@
         </w:tc>
       </w:tr>
       <w:tr>
-        <w:tblPrEx>
-          <w:tblCellMar>
-            <w:top w:w="0" w:type="dxa"/>
-            <w:bottom w:w="0" w:type="dxa"/>
-          </w:tblCellMar>
-        </w:tblPrEx>
         <w:trPr>
           <w:trHeight w:val="293"/>
         </w:trPr>
@@ -7294,12 +6930,6 @@
         </w:tc>
       </w:tr>
       <w:tr>
-        <w:tblPrEx>
-          <w:tblCellMar>
-            <w:top w:w="0" w:type="dxa"/>
-            <w:bottom w:w="0" w:type="dxa"/>
-          </w:tblCellMar>
-        </w:tblPrEx>
         <w:trPr>
           <w:trHeight w:val="293"/>
         </w:trPr>
@@ -7422,12 +7052,6 @@
         </w:tc>
       </w:tr>
       <w:tr>
-        <w:tblPrEx>
-          <w:tblCellMar>
-            <w:top w:w="0" w:type="dxa"/>
-            <w:bottom w:w="0" w:type="dxa"/>
-          </w:tblCellMar>
-        </w:tblPrEx>
         <w:trPr>
           <w:trHeight w:val="293"/>
         </w:trPr>
